--- a/livrables/lecons/psychopathologie/2026-08-03_lecon-psychopathologie_08_troubles-personnalite-clusters-borderline.docx
+++ b/livrables/lecons/psychopathologie/2026-08-03_lecon-psychopathologie_08_troubles-personnalite-clusters-borderline.docx
@@ -4767,18 +4767,15 @@
         </w:rPr>
         <w:t xml:space="preserve">6. </w:t>
       </w:r>
-      <w:hyperlink w:history="1" r:id="rIdcu9kibpfcxxsijrzvk_di">
-        <w:r>
-          <w:rPr>
-            <w:rFonts w:ascii="Times New Roman" w:cs="Times New Roman" w:eastAsia="Times New Roman" w:hAnsi="Times New Roman"/>
-            <w:color w:val="1155CC"/>
-            <w:sz w:val="22"/>
-            <w:szCs w:val="22"/>
-            <w:u w:val="single"/>
-          </w:rPr>
-          <w:t xml:space="preserve">AAPEL — Trouble borderline et TCD ⚠️ PAGE MORTE</w:t>
-        </w:r>
-      </w:hyperlink>
+      <w:r>
+        <w:rPr>
+          <w:rFonts w:ascii="Times New Roman" w:cs="Times New Roman" w:eastAsia="Times New Roman" w:hAnsi="Times New Roman"/>
+          <w:color w:val="1F2937"/>
+          <w:sz w:val="22"/>
+          <w:szCs w:val="22"/>
+        </w:rPr>
+        <w:t xml:space="preserve">AAPEL — Trouble borderline et TCD ⚠️ PAGE MORTE (aapel.org/bdp/BLDBTresumeFR.html , lien retiré)</w:t>
+      </w:r>
       <w:r>
         <w:rPr>
           <w:rFonts w:ascii="Times New Roman" w:cs="Times New Roman" w:eastAsia="Times New Roman" w:hAnsi="Times New Roman"/>
@@ -4787,6 +4784,17 @@
           <w:szCs w:val="20"/>
         </w:rPr>
         <w:t xml:space="preserve"> — ⚠️ VÉRIFIÉE LE 06/09/2026 : cette adresse répond toujours HTTP 200, mais son contenu intégral est désormais « Account Suspended. This Account has been suspended. » La ressource n'existe plus. Elle est conservée ici, barrée, parce qu'elle illustre ce qu'un code 200 ne prouve pas — et parce qu'elle comptait, avec dbt-france.com, parmi les appuis de l'affirmation d'efficacité de la TCD.</w:t>
+      </w:r>
+      <w:r>
+        <w:rPr>
+          <w:rFonts w:ascii="Times New Roman" w:cs="Times New Roman" w:eastAsia="Times New Roman" w:hAnsi="Times New Roman"/>
+          <w:i/>
+          <w:iCs/>
+          <w:color w:val="6B7280"/>
+          <w:sz w:val="20"/>
+          <w:szCs w:val="20"/>
+        </w:rPr>
+        <w:t xml:space="preserve">   [Corrigé le 25/10/2026 : hyperlien RETIRÉ, adresse conservée en clair. Ce paragraphe déclarait la page morte depuis le 06/09/2026 mais son lien restait CLIQUABLE : le lecteur était envoyé sur la page qu'on lui annonçait vide. Et l'état a empiré — depuis le 17/10/2026 le certificat de aapel.org est EXPIRÉ (Let's Encrypt, NotAfter 17/10/2026 13:37:55 GMT, curl exit 60), donc l'adresse n'est même plus joignable en https ; en http elle rend toujours 200 avec « Account Suspended », 7 612 octets mesurés le 25/10/2026. Détail au journal.]</w:t>
       </w:r>
     </w:p>
     <w:p>
@@ -5183,6 +5191,64 @@
           <w:szCs w:val="22"/>
         </w:rPr>
         <w:t xml:space="preserve">Ce que cette relecture apprend, et qui n’était apparu dans aucune des quatre précédentes : LA LEÇON CONTENAIT DEUX FOIS SA PROPRE CORRECTION. Le bon critère 3 figurait dans le corrigé de son exercice 2 ; le bon statut du borderline dans le tableau de son exercice 3. Les deux défauts les plus lourds ne demandaient aucune source pour être vus — seulement de relire la théorie à la lumière des exercices qui la suivent.</w:t>
+      </w:r>
+    </w:p>
+    <w:p>
+      <w:pPr>
+        <w:spacing w:after="120" w:before="320"/>
+      </w:pPr>
+      <w:r>
+        <w:rPr>
+          <w:rFonts w:ascii="Times New Roman" w:cs="Times New Roman" w:eastAsia="Times New Roman" w:hAnsi="Times New Roman"/>
+          <w:b/>
+          <w:bCs/>
+          <w:color w:val="1B3A6B"/>
+          <w:sz w:val="28"/>
+          <w:szCs w:val="28"/>
+        </w:rPr>
+        <w:t xml:space="preserve">📝 Journal des corrections — 25 octobre 2026</w:t>
+      </w:r>
+    </w:p>
+    <w:p>
+      <w:pPr>
+        <w:spacing w:after="80"/>
+      </w:pPr>
+      <w:r>
+        <w:rPr>
+          <w:rFonts w:ascii="Times New Roman" w:cs="Times New Roman" w:eastAsia="Times New Roman" w:hAnsi="Times New Roman"/>
+          <w:color w:val="1F2937"/>
+          <w:sz w:val="22"/>
+          <w:szCs w:val="22"/>
+        </w:rPr>
+        <w:t xml:space="preserve">Hyperlien retiré sur la ressource n°6, adresse conservée en clair. Le paragraphe disait juste depuis le 06/09/2026 — « PAGE MORTE », contenu réduit à « Account Suspended » — mais son lien restait cliquable : le lecteur cliquait sur une ligne qui lui annonçait une page vide et y atterrissait. **Détecter un lien mort et le dire n'est pas le retirer** : c'est le défaut relevé sur quatre documents du dépôt le 25/10/2026, et celui-ci en faisait partie.</w:t>
+      </w:r>
+    </w:p>
+    <w:p>
+      <w:pPr>
+        <w:spacing w:after="80"/>
+      </w:pPr>
+      <w:r>
+        <w:rPr>
+          <w:rFonts w:ascii="Times New Roman" w:cs="Times New Roman" w:eastAsia="Times New Roman" w:hAnsi="Times New Roman"/>
+          <w:color w:val="1F2937"/>
+          <w:sz w:val="22"/>
+          <w:szCs w:val="22"/>
+        </w:rPr>
+        <w:t xml:space="preserve">L'état a empiré depuis, et c'est mesuré le 25/10/2026 : le certificat de aapel.org a EXPIRÉ le 17/10/2026 (Let's Encrypt, chaîne YR2 → Root YR → ISRG Root X1, NotAfter 17/10/2026 13:37:55 GMT), donc l'adresse rend désormais HTTP 000 et curl exit 60 en https. En http elle répond encore 200, avec la même page « Account Suspended » — 7 612 octets, contre les 123 octets relevés le 06/09 : la page de suspension de l'hébergeur a changé, la ressource n'est pas revenue.</w:t>
+      </w:r>
+    </w:p>
+    <w:p>
+      <w:pPr>
+        <w:spacing w:after="80"/>
+      </w:pPr>
+      <w:r>
+        <w:rPr>
+          <w:rFonts w:ascii="Times New Roman" w:cs="Times New Roman" w:eastAsia="Times New Roman" w:hAnsi="Times New Roman"/>
+          <w:color w:val="1F2937"/>
+          <w:sz w:val="22"/>
+          <w:szCs w:val="22"/>
+        </w:rPr>
+        <w:t xml:space="preserve">La valeur pédagogique du paragraphe est conservée intacte : il reste l'exemple du code 200 qui ne prouve rien. Ce qui change est seulement qu'on n'y envoie plus personne. L'adresse est écrite en clair dans le libellé pour qu'elle reste vérifiable.</w:t>
       </w:r>
     </w:p>
     <w:sectPr>
